--- a/modelos_unificados/PropostaGeorreferenciamentoINCRA-II.docx
+++ b/modelos_unificados/PropostaGeorreferenciamentoINCRA-II.docx
@@ -99,7 +99,7 @@
           <w:color w:val="000000"/>
           <w:sz w:val="24"/>
         </w:rPr>
-        <w:t xml:space="preserve">${Cidade}, ##TEMP_${data_extenso}##                                          </w:t>
+        <w:t xml:space="preserve">${empresa_cidade}, ##TEMP_${data_emissao_extenso}##                                          </w:t>
       </w:r>
       <w:r>
         <w:rPr>
@@ -615,7 +615,7 @@
           <w:color w:val="000000"/>
           <w:sz w:val="24"/>
         </w:rPr>
-        <w:t xml:space="preserve">A ##TEMP_${empresa}## é especializada em </w:t>
+        <w:t xml:space="preserve">A ##TEMP_${empresa_nome}## é especializada em </w:t>
       </w:r>
       <w:r>
         <w:rPr>
@@ -995,7 +995,7 @@
           <w:color w:val="000000"/>
           <w:sz w:val="24"/>
         </w:rPr>
-        <w:t xml:space="preserve">##TEMP_${finalidade}##</w:t>
+        <w:t xml:space="preserve">##TEMP_${finalidade_obra}##</w:t>
       </w:r>
       <w:r/>
     </w:p>
@@ -2413,7 +2413,7 @@
           <w:color w:val="000000"/>
           <w:sz w:val="24"/>
         </w:rPr>
-        <w:t xml:space="preserve"> ${Veiculo}</w:t>
+        <w:t xml:space="preserve"> ${veiculo}</w:t>
       </w:r>
       <w:r/>
     </w:p>
@@ -2449,7 +2449,7 @@
           <w:color w:val="000000"/>
           <w:sz w:val="24"/>
         </w:rPr>
-        <w:t xml:space="preserve"> ${GPS}</w:t>
+        <w:t xml:space="preserve"> ${gps}</w:t>
       </w:r>
       <w:r/>
     </w:p>
@@ -2485,7 +2485,7 @@
           <w:color w:val="000000"/>
           <w:sz w:val="24"/>
         </w:rPr>
-        <w:t xml:space="preserve"> ${Estacao_Total}</w:t>
+        <w:t xml:space="preserve"> ${estacao_total}</w:t>
       </w:r>
       <w:r/>
     </w:p>
@@ -2521,7 +2521,7 @@
           <w:color w:val="000000"/>
           <w:sz w:val="24"/>
         </w:rPr>
-        <w:t xml:space="preserve"> ${Drone}</w:t>
+        <w:t xml:space="preserve"> ${drone}</w:t>
       </w:r>
       <w:r/>
     </w:p>
@@ -2697,7 +2697,7 @@
           <w:color w:val="000000"/>
           <w:sz w:val="24"/>
         </w:rPr>
-        <w:t xml:space="preserve">${tabela_cronograma}</w:t>
+        <w:t xml:space="preserve">${cronograma}</w:t>
       </w:r>
       <w:r/>
     </w:p>
@@ -2746,7 +2746,7 @@
         </w:rPr>
         <w:t xml:space="preserve">VALOR GLOBAL DOS SERVIÇOS:</w:t>
         <w:br/>
-        <w:t xml:space="preserve">R$ ##TEMP_${valor_total}## (##TEMP_${valor_extenso}##)</w:t>
+        <w:t xml:space="preserve">R$ ##TEMP_${valor_total}## (##TEMP_${valor_total_extenso}##)</w:t>
       </w:r>
       <w:r/>
     </w:p>
@@ -2924,7 +2924,7 @@
           <w:color w:val="000000"/>
           <w:sz w:val="24"/>
         </w:rPr>
-        <w:t xml:space="preserve"> ${Banco}</w:t>
+        <w:t xml:space="preserve"> ${banco_nome}</w:t>
       </w:r>
       <w:r/>
     </w:p>
@@ -2960,7 +2960,7 @@
           <w:color w:val="000000"/>
           <w:sz w:val="24"/>
         </w:rPr>
-        <w:t xml:space="preserve"> ${Agencia}</w:t>
+        <w:t xml:space="preserve"> ${banco_agencia}</w:t>
       </w:r>
       <w:r/>
     </w:p>
@@ -2996,7 +2996,7 @@
           <w:color w:val="000000"/>
           <w:sz w:val="24"/>
         </w:rPr>
-        <w:t xml:space="preserve"> ${Conta}</w:t>
+        <w:t xml:space="preserve"> ${banco_conta}</w:t>
       </w:r>
       <w:r/>
     </w:p>
@@ -3032,7 +3032,7 @@
           <w:color w:val="000000"/>
           <w:sz w:val="24"/>
         </w:rPr>
-        <w:t xml:space="preserve"> ##TEMP_${empresa}##</w:t>
+        <w:t xml:space="preserve"> ##TEMP_${empresa_nome}##</w:t>
       </w:r>
       <w:r/>
     </w:p>
@@ -3060,7 +3060,7 @@
           <w:color w:val="000000"/>
           <w:sz w:val="24"/>
         </w:rPr>
-        <w:t xml:space="preserve">${cnpj}:</w:t>
+        <w:t xml:space="preserve">${empresa_cnpj}:</w:t>
       </w:r>
       <w:r>
         <w:rPr>
@@ -3068,7 +3068,7 @@
           <w:color w:val="000000"/>
           <w:sz w:val="24"/>
         </w:rPr>
-        <w:t xml:space="preserve"> ##TEMP_${cnpj}##</w:t>
+        <w:t xml:space="preserve"> ##TEMP_${empresa_cnpj}##</w:t>
       </w:r>
       <w:r/>
     </w:p>
@@ -3189,7 +3189,7 @@
           <w:color w:val="000000"/>
           <w:sz w:val="24"/>
         </w:rPr>
-        <w:t xml:space="preserve">A ##TEMP_${empresa}## atua com rigor técnico na execução de serviços de agrimensura e regularização fundiária, integrando metodologias clássicas de levantamento às modernas tecnologias de posicionamento por satélite e processamento geoespacial.</w:t>
+        <w:t xml:space="preserve">A ##TEMP_${empresa_nome}## atua com rigor técnico na execução de serviços de agrimensura e regularização fundiária, integrando metodologias clássicas de levantamento às modernas tecnologias de posicionamento por satélite e processamento geoespacial.</w:t>
       </w:r>
       <w:r/>
     </w:p>
@@ -3386,7 +3386,7 @@
           <w:color w:val="000000"/>
           <w:sz w:val="24"/>
         </w:rPr>
-        <w:t xml:space="preserve">##TEMP_${empresa}##</w:t>
+        <w:t xml:space="preserve">##TEMP_${empresa_nome}##</w:t>
         <w:br/>
         <w:t xml:space="preserve"> Contato: ##TEMP_${whatsapp_cliente}##</w:t>
       </w:r>
